--- a/src/content/poetry/20-odinochestvo-v-labirinte-illyuzii/ru.docx
+++ b/src/content/poetry/20-odinochestvo-v-labirinte-illyuzii/ru.docx
@@ -5,24 +5,13 @@
     <w:p>
       <w:pPr>
         <w:pStyle w:val="a5"/>
+      </w:pPr>
+      <w:r>
         <w:rPr>
+          <w:bCs/>
           <w:b/>
-          <w:bCs/>
         </w:rPr>
-      </w:pPr>
-      <w:r>
-        <w:rPr>
-          <w:b/>
-          <w:bCs/>
-        </w:rPr>
-        <w:t>Одиночество в лабиринте иллюзи</w:t>
-      </w:r>
-      <w:r>
-        <w:rPr>
-          <w:b/>
-          <w:bCs/>
-        </w:rPr>
-        <w:t>й</w:t>
+        <w:t xml:space="preserve">Одиночество в лабиринте иллюзий</w:t>
       </w:r>
     </w:p>
     <w:p>
@@ -175,7 +164,22 @@
         <w:t>ом…</w:t>
       </w:r>
     </w:p>
-    <w:p/>
+    <w:p>
+      <w:pPr>
+        <w:spacing w:before="200"/>
+        <w:rPr>
+          <w:i/>
+          <w:iCs/>
+        </w:rPr>
+      </w:pPr>
+      <w:r>
+        <w:rPr>
+          <w:i/>
+          <w:iCs/>
+        </w:rPr>
+        <w:t xml:space="preserve">27.10.2024, Сергей Панкратиус</w:t>
+      </w:r>
+    </w:p>
     <w:sectPr>
       <w:pgSz w:w="11906" w:h="16838"/>
       <w:pgMar w:top="1134" w:right="850" w:bottom="1134" w:left="1701" w:header="708" w:footer="708" w:gutter="0"/>
